--- a/docs/common_code/index.docx
+++ b/docs/common_code/index.docx
@@ -7,7 +7,15 @@
         <w:pStyle w:val="Title"/>
       </w:pPr>
       <w:r>
-        <w:t xml:space="preserve">Common Statistical Tests</w:t>
+        <w:t xml:space="preserve">Common Code 03 — Basic ggplot2</w:t>
+      </w:r>
+    </w:p>
+    <w:p>
+      <w:pPr>
+        <w:pStyle w:val="Subtitle"/>
+      </w:pPr>
+      <w:r>
+        <w:t xml:space="preserve">Scatter plots, boxplots, labels, colour, shapes, axis limits, themes, and saving</w:t>
       </w:r>
     </w:p>
     <w:p>

--- a/docs/common_code/index.docx
+++ b/docs/common_code/index.docx
@@ -24,6 +24,13 @@
       </w:pPr>
       <w:r>
         <w:t xml:space="preserve">Bill Perry</w:t>
+      </w:r>
+    </w:p>
+    <w:p>
+      <w:r>
+        <w:pict>
+          <v:rect style="width:0;height:1.5pt" o:hralign="center" o:hrstd="t" o:hr="t"/>
+        </w:pict>
       </w:r>
     </w:p>
     <w:sectPr>

--- a/docs/common_code/index.docx
+++ b/docs/common_code/index.docx
@@ -23,13 +23,7 @@
         <w:pStyle w:val="FirstParagraph"/>
       </w:pPr>
       <w:r>
-        <w:t xml:space="preserve">Every reference topic below pulls its number, title, and description</w:t>
-      </w:r>
-      <w:r>
-        <w:t xml:space="preserve"> </w:t>
-      </w:r>
-      <w:r>
-        <w:t xml:space="preserve">straight from that file’s YAML frontmatter (</w:t>
+        <w:t xml:space="preserve">Every reference topic below pulls its number, title, and description straight from that file’s YAML frontmatter (</w:t>
       </w:r>
       <w:r>
         <w:rPr>
@@ -50,13 +44,7 @@
         <w:t xml:space="preserve">description:</w:t>
       </w:r>
       <w:r>
-        <w:t xml:space="preserve">).</w:t>
-      </w:r>
-      <w:r>
-        <w:t xml:space="preserve"> </w:t>
-      </w:r>
-      <w:r>
-        <w:t xml:space="preserve">The number matches the folder it lives in (</w:t>
+        <w:t xml:space="preserve">). The number matches the folder it lives in (</w:t>
       </w:r>
       <w:r>
         <w:rPr>
@@ -77,13 +65,7 @@
         <w:t xml:space="preserve">02_reading_writing</w:t>
       </w:r>
       <w:r>
-        <w:t xml:space="preserve">,</w:t>
-      </w:r>
-      <w:r>
-        <w:t xml:space="preserve"> </w:t>
-      </w:r>
-      <w:r>
-        <w:t xml:space="preserve">…) — nothing here is hand-typed.</w:t>
+        <w:t xml:space="preserve">, …) — nothing here is hand-typed.</w:t>
       </w:r>
     </w:p>
     <w:sectPr>

--- a/docs/common_code/index.docx
+++ b/docs/common_code/index.docx
@@ -935,8 +935,8 @@
       <w:rFonts w:asciiTheme="majorHAnsi" w:cstheme="majorBidi" w:eastAsiaTheme="majorEastAsia" w:hAnsiTheme="majorHAnsi"/>
       <w:spacing w:val="-10"/>
       <w:kern w:val="28"/>
-      <w:sz w:val="56"/>
-      <w:szCs w:val="56"/>
+      <w:sz w:val="40"/>
+      <w:szCs w:val="40"/>
     </w:rPr>
   </w:style>
   <w:style w:customStyle="1" w:styleId="TitleChar" w:type="character">
@@ -949,8 +949,8 @@
       <w:rFonts w:asciiTheme="majorHAnsi" w:cstheme="majorBidi" w:eastAsiaTheme="majorEastAsia" w:hAnsiTheme="majorHAnsi"/>
       <w:spacing w:val="-10"/>
       <w:kern w:val="28"/>
-      <w:sz w:val="56"/>
-      <w:szCs w:val="56"/>
+      <w:sz w:val="40"/>
+      <w:szCs w:val="40"/>
     </w:rPr>
   </w:style>
   <w:style w:styleId="Subtitle" w:type="paragraph">
